--- a/roteiros/elvis/Elvis_Parte4.docx
+++ b/roteiros/elvis/Elvis_Parte4.docx
@@ -255,7 +255,7 @@
         <w:rPr>
           <w:color w:val="000000"/>
         </w:rPr>
-        <w:t>Os amigos de Memphis continuavam em volta dele, dia e noite. Mas eram funcionários, seguranças, gente que dependia do salário que ele pagava. Poucos tinham coragem de contrariar o chefe.</w:t>
+        <w:t>Os amigos de Memphis continuavam em volta dele, dia e noite. Mas eram funcionários e seguranças que dependiam do salário que ele pagava. Poucos tinham coragem de contrariar o chefe.</w:t>
       </w:r>
     </w:p>
     <w:p>
@@ -413,14 +413,6 @@
     <w:p>
       <w:r>
         <w:rPr>
-          <w:color w:val="C00000"/>
-        </w:rPr>
-        <w:t>Agora preste atenção. Porque existem dois documentos nessa história que mostram, em números, o que o Coronel fez com Elvis. Um é de mil novecentos e setenta e três. O outro é de Las Vegas. E quando você colocar os dois lado a lado, vai entender por que tanta gente chama esse homem de ladrão.</w:t>
-      </w:r>
-    </w:p>
-    <w:p>
-      <w:r>
-        <w:rPr>
           <w:color w:val="000000"/>
         </w:rPr>
         <w:t>O terceiro objeto dessa história é uma pilha de papéis assinados em março de mil novecentos e setenta e três.</w:t>
@@ -471,7 +463,7 @@
         <w:rPr>
           <w:color w:val="1F4EB4"/>
         </w:rPr>
-        <w:t>O homem que tinha trocado de nome, que tinha fugido do próprio país, ficou com metade do dinheiro da venda de tudo o que Elvis Presley tinha cantado na vida. E Elvis, que precisava de dinheiro para manter Graceland, os funcionários e o próprio padrão de vida, assinou.</w:t>
+        <w:t>O homem que tinha trocado de nome, que tinha fugido do próprio país, ficou com metade do dinheiro da venda de tudo o que Elvis Presley tinha cantado na vida. E Elvis, que precisava de dinheiro para manter Graceland e pagar o divórcio, assinou.</w:t>
       </w:r>
     </w:p>
     <w:p>
@@ -519,7 +511,7 @@
         <w:rPr>
           <w:color w:val="1F4EB4"/>
         </w:rPr>
-        <w:t>Elvis passou os últimos anos de vida sustentando, show após show, um homem que perdia fortunas na roleta do andar de baixo.</w:t>
+        <w:t>Enquanto o Rei cantava lá em cima, o dinheiro dele descia para a mesa de roleta do andar de baixo.</w:t>
       </w:r>
     </w:p>
     <w:p>

--- a/roteiros/elvis/Elvis_Parte4.docx
+++ b/roteiros/elvis/Elvis_Parte4.docx
@@ -175,7 +175,7 @@
         <w:rPr>
           <w:color w:val="000000"/>
         </w:rPr>
-        <w:t>Para os fãs da Europa, da Ásia e da América do Sul, era a única chance de ver o Rei cantando. Pela televisão.</w:t>
+        <w:t>Para os fãs da Europa, da Ásia e da América do Sul, era a única chance de ver o Rei cantando. Pela televisão. E, por causa da diferença de fuso horário, muitos países só conseguiram ver as imagens depois, gravadas.</w:t>
       </w:r>
     </w:p>
     <w:p>
@@ -184,6 +184,14 @@
           <w:color w:val="000000"/>
         </w:rPr>
         <w:t>Porque ao vivo, na frente deles, Elvis nunca iria.</w:t>
+      </w:r>
+    </w:p>
+    <w:p>
+      <w:r>
+        <w:rPr>
+          <w:color w:val="000000"/>
+        </w:rPr>
+        <w:t>E repare no lugar escolhido. O Havaí. O mesmo lugar onde, mais de quarenta anos antes, um jovem imigrante holandês tinha vestido a farda do Exército americano pela primeira vez, usando um nome que não era o dele.</w:t>
       </w:r>
     </w:p>
     <w:p>

--- a/roteiros/elvis/Elvis_Parte4.docx
+++ b/roteiros/elvis/Elvis_Parte4.docx
@@ -55,7 +55,7 @@
         <w:rPr>
           <w:color w:val="000000"/>
         </w:rPr>
-        <w:t>E ali, alguma coisa quebrou.</w:t>
+        <w:t>Ali, alguma coisa quebrou.</w:t>
       </w:r>
     </w:p>
     <w:p>
@@ -95,7 +95,7 @@
         <w:rPr>
           <w:color w:val="000000"/>
         </w:rPr>
-        <w:t>E enquanto construía o império em cima do rapaz de Memphis, a família dele na Holanda continuava sem notícias. A mãe de Andreas morreu sem saber o que tinha acontecido com o filho.</w:t>
+        <w:t>Enquanto construía o império em cima do rapaz de Memphis, a família dele na Holanda continuava sem notícias. A mãe de Andreas morreu sem saber o que tinha acontecido com o filho.</w:t>
       </w:r>
     </w:p>
     <w:p>
@@ -199,7 +199,7 @@
         <w:rPr>
           <w:color w:val="000000"/>
         </w:rPr>
-        <w:t>E os convites não pararam.</w:t>
+        <w:t>Os convites não pararam.</w:t>
       </w:r>
     </w:p>
     <w:p>
@@ -271,7 +271,7 @@
         <w:rPr>
           <w:color w:val="000000"/>
         </w:rPr>
-        <w:t>E o chefe estava cada vez mais doente.</w:t>
+        <w:t>O chefe estava cada vez mais doente.</w:t>
       </w:r>
     </w:p>
     <w:p>
@@ -287,15 +287,15 @@
         <w:rPr>
           <w:color w:val="000000"/>
         </w:rPr>
-        <w:t>E continuava subindo no palco em Las Vegas. Duas vezes por noite.</w:t>
+        <w:t>Continuava subindo no palco em Las Vegas. Duas vezes por noite.</w:t>
       </w:r>
     </w:p>
     <w:p>
       <w:r>
         <w:rPr>
-          <w:color w:val="000000"/>
+          <w:color w:val="C00000"/>
         </w:rPr>
-        <w:t>Mas houve uma noite em que Elvis tentou se libertar.</w:t>
+        <w:t>Mas houve uma noite em que Elvis tentou se libertar. E o que aconteceu naquela suíte de hotel mostra, melhor do que qualquer documento, quem mandava de verdade na vida do Rei.</w:t>
       </w:r>
     </w:p>
     <w:p>
@@ -327,7 +327,7 @@
         <w:rPr>
           <w:color w:val="000000"/>
         </w:rPr>
-        <w:t>E, no meio do show, na frente da plateia, criticou a direção do Hilton em voz alta, com palavrões.</w:t>
+        <w:t>No meio do show, na frente da plateia, criticou a direção do Hilton em voz alta, com palavrões.</w:t>
       </w:r>
     </w:p>
     <w:p>
@@ -351,7 +351,7 @@
         <w:rPr>
           <w:color w:val="000000"/>
         </w:rPr>
-        <w:t>E Elvis fez o que ninguém esperava.</w:t>
+        <w:t>Elvis fez o que ninguém esperava.</w:t>
       </w:r>
     </w:p>
     <w:p>
@@ -527,7 +527,7 @@
         <w:rPr>
           <w:color w:val="1F4EB4"/>
         </w:rPr>
-        <w:t>Mas ainda falta a peça mais sombria. Porque, nesses mesmos anos, um médico de Memphis estava entregando a Elvis quantidades de remédios que hoje parecem impossíveis. E enquanto isso acontecia, lá na Holanda, uma pergunta de quase cinquenta anos continuava sem resposta. Por que Andreas fugiu em maio de mil novecentos e vinte e nove?</w:t>
+        <w:t>Mas ainda falta a peça mais sombria. Porque, nesses mesmos anos, um médico de Memphis estava entregando a Elvis quantidades de remédios que hoje parecem impossíveis. E enquanto isso acontecia, lá na Holanda, a pergunta de maio de mil novecentos e vinte e nove continuava sem resposta. E ela vai ser respondida antes do fim dessa história.</w:t>
       </w:r>
     </w:p>
     <w:sectPr>
